--- a/cv/be.vn.docx
+++ b/cv/be.vn.docx
@@ -7315,23 +7315,77 @@
           <w:sz w:val="24"/>
           <w:szCs w:val="24"/>
         </w:rPr>
-        <w:t xml:space="preserve"> Website</w:t>
-      </w:r>
-      <w:r>
-        <w:rPr>
-          <w:rFonts w:ascii="Calibri" w:hAnsi="Calibri" w:cs="Calibri"/>
-          <w:sz w:val="24"/>
-          <w:szCs w:val="24"/>
-        </w:rPr>
-        <w:t xml:space="preserve"> </w:t>
-      </w:r>
-      <w:r>
-        <w:rPr>
-          <w:rFonts w:ascii="Calibri" w:hAnsi="Calibri" w:cs="Calibri"/>
-          <w:sz w:val="24"/>
-          <w:szCs w:val="24"/>
-        </w:rPr>
-        <w:t xml:space="preserve"> (4 member, 3 front-end, 1 back-end)</w:t>
+        <w:t xml:space="preserve"> </w:t>
+      </w:r>
+      <w:proofErr w:type="gramStart"/>
+      <w:r>
+        <w:rPr>
+          <w:rFonts w:ascii="Calibri" w:hAnsi="Calibri" w:cs="Calibri"/>
+          <w:sz w:val="24"/>
+          <w:szCs w:val="24"/>
+        </w:rPr>
+        <w:t>Website</w:t>
+      </w:r>
+      <w:r>
+        <w:rPr>
+          <w:rFonts w:ascii="Calibri" w:hAnsi="Calibri" w:cs="Calibri"/>
+          <w:sz w:val="24"/>
+          <w:szCs w:val="24"/>
+        </w:rPr>
+        <w:t xml:space="preserve"> </w:t>
+      </w:r>
+      <w:r>
+        <w:rPr>
+          <w:rFonts w:ascii="Calibri" w:hAnsi="Calibri" w:cs="Calibri"/>
+          <w:sz w:val="24"/>
+          <w:szCs w:val="24"/>
+        </w:rPr>
+        <w:t xml:space="preserve"> (</w:t>
+      </w:r>
+      <w:proofErr w:type="gramEnd"/>
+      <w:r>
+        <w:rPr>
+          <w:rFonts w:ascii="Calibri" w:hAnsi="Calibri" w:cs="Calibri"/>
+          <w:sz w:val="24"/>
+          <w:szCs w:val="24"/>
+        </w:rPr>
+        <w:t xml:space="preserve">4 </w:t>
+      </w:r>
+      <w:proofErr w:type="spellStart"/>
+      <w:r>
+        <w:rPr>
+          <w:rFonts w:ascii="Calibri" w:hAnsi="Calibri" w:cs="Calibri"/>
+          <w:sz w:val="24"/>
+          <w:szCs w:val="24"/>
+        </w:rPr>
+        <w:t>thành</w:t>
+      </w:r>
+      <w:proofErr w:type="spellEnd"/>
+      <w:r>
+        <w:rPr>
+          <w:rFonts w:ascii="Calibri" w:hAnsi="Calibri" w:cs="Calibri"/>
+          <w:sz w:val="24"/>
+          <w:szCs w:val="24"/>
+        </w:rPr>
+        <w:t xml:space="preserve"> </w:t>
+      </w:r>
+      <w:proofErr w:type="spellStart"/>
+      <w:r>
+        <w:rPr>
+          <w:rFonts w:ascii="Calibri" w:hAnsi="Calibri" w:cs="Calibri"/>
+          <w:sz w:val="24"/>
+          <w:szCs w:val="24"/>
+        </w:rPr>
+        <w:t>viên</w:t>
+      </w:r>
+      <w:proofErr w:type="spellEnd"/>
+      <w:r>
+        <w:rPr>
+          <w:rFonts w:ascii="Calibri" w:hAnsi="Calibri" w:cs="Calibri"/>
+          <w:sz w:val="24"/>
+          <w:szCs w:val="24"/>
+        </w:rPr>
+        <w:t>, 3 front-end, 1 back-end)</w:t>
       </w:r>
       <w:r>
         <w:rPr>
@@ -7881,6 +7935,14 @@
           <w:sz w:val="24"/>
           <w:szCs w:val="24"/>
         </w:rPr>
+        <w:t>T</w:t>
+      </w:r>
+      <w:r>
+        <w:rPr>
+          <w:rFonts w:ascii="Calibri" w:hAnsi="Calibri" w:cs="Calibri"/>
+          <w:sz w:val="24"/>
+          <w:szCs w:val="24"/>
+        </w:rPr>
         <w:t>hiết</w:t>
       </w:r>
       <w:proofErr w:type="spellEnd"/>
@@ -9084,11 +9146,20 @@
           <w:color w:val="auto"/>
           <w:u w:val="none"/>
         </w:rPr>
-        <w:t xml:space="preserve">          </w:t>
-      </w:r>
+        <w:t xml:space="preserve">       </w:t>
+      </w:r>
+      <w:proofErr w:type="gramStart"/>
       <w:r>
         <w:rPr>
           <w:rStyle w:val="Hyperlink"/>
+          <w:color w:val="auto"/>
+          <w:u w:val="none"/>
+        </w:rPr>
+        <w:t xml:space="preserve">   </w:t>
+      </w:r>
+      <w:r>
+        <w:rPr>
+          <w:rStyle w:val="Hyperlink"/>
           <w:rFonts w:ascii="Calibri" w:hAnsi="Calibri" w:cs="Calibri"/>
           <w:color w:val="2F5496" w:themeColor="accent5" w:themeShade="BF"/>
           <w:sz w:val="24"/>
@@ -9097,6 +9168,7 @@
         </w:rPr>
         <w:t>(</w:t>
       </w:r>
+      <w:proofErr w:type="gramEnd"/>
       <w:hyperlink r:id="rId12" w:history="1">
         <w:r>
           <w:rPr>
@@ -9172,15 +9244,37 @@
           <w:szCs w:val="24"/>
         </w:rPr>
       </w:pPr>
-      <w:r>
-        <w:rPr>
-          <w:rFonts w:ascii="Calibri" w:hAnsi="Calibri" w:cs="Calibri"/>
-          <w:b/>
-          <w:sz w:val="24"/>
-          <w:szCs w:val="24"/>
-        </w:rPr>
-        <w:t>Description</w:t>
-      </w:r>
+      <w:proofErr w:type="spellStart"/>
+      <w:r>
+        <w:rPr>
+          <w:rFonts w:ascii="Calibri" w:hAnsi="Calibri" w:cs="Calibri"/>
+          <w:b/>
+          <w:sz w:val="24"/>
+          <w:szCs w:val="24"/>
+        </w:rPr>
+        <w:t>Mô</w:t>
+      </w:r>
+      <w:proofErr w:type="spellEnd"/>
+      <w:r>
+        <w:rPr>
+          <w:rFonts w:ascii="Calibri" w:hAnsi="Calibri" w:cs="Calibri"/>
+          <w:b/>
+          <w:sz w:val="24"/>
+          <w:szCs w:val="24"/>
+        </w:rPr>
+        <w:t xml:space="preserve"> </w:t>
+      </w:r>
+      <w:proofErr w:type="spellStart"/>
+      <w:r>
+        <w:rPr>
+          <w:rFonts w:ascii="Calibri" w:hAnsi="Calibri" w:cs="Calibri"/>
+          <w:b/>
+          <w:sz w:val="24"/>
+          <w:szCs w:val="24"/>
+        </w:rPr>
+        <w:t>tả</w:t>
+      </w:r>
+      <w:proofErr w:type="spellEnd"/>
       <w:r>
         <w:rPr>
           <w:rFonts w:ascii="Calibri" w:hAnsi="Calibri" w:cs="Calibri"/>
@@ -10965,14 +11059,103 @@
           <w:szCs w:val="24"/>
         </w:rPr>
       </w:pPr>
-      <w:r>
-        <w:rPr>
-          <w:rFonts w:ascii="Calibri" w:hAnsi="Calibri" w:cs="Calibri"/>
-          <w:b/>
-          <w:sz w:val="24"/>
-          <w:szCs w:val="24"/>
-        </w:rPr>
-        <w:t xml:space="preserve">Hanoi University of Industry (Vietnam) </w:t>
+      <w:proofErr w:type="spellStart"/>
+      <w:r>
+        <w:rPr>
+          <w:rFonts w:ascii="Calibri" w:hAnsi="Calibri" w:cs="Calibri"/>
+          <w:b/>
+          <w:sz w:val="24"/>
+          <w:szCs w:val="24"/>
+        </w:rPr>
+        <w:t>Đại</w:t>
+      </w:r>
+      <w:proofErr w:type="spellEnd"/>
+      <w:r>
+        <w:rPr>
+          <w:rFonts w:ascii="Calibri" w:hAnsi="Calibri" w:cs="Calibri"/>
+          <w:b/>
+          <w:sz w:val="24"/>
+          <w:szCs w:val="24"/>
+        </w:rPr>
+        <w:t xml:space="preserve"> </w:t>
+      </w:r>
+      <w:proofErr w:type="spellStart"/>
+      <w:r>
+        <w:rPr>
+          <w:rFonts w:ascii="Calibri" w:hAnsi="Calibri" w:cs="Calibri"/>
+          <w:b/>
+          <w:sz w:val="24"/>
+          <w:szCs w:val="24"/>
+        </w:rPr>
+        <w:t>học</w:t>
+      </w:r>
+      <w:proofErr w:type="spellEnd"/>
+      <w:r>
+        <w:rPr>
+          <w:rFonts w:ascii="Calibri" w:hAnsi="Calibri" w:cs="Calibri"/>
+          <w:b/>
+          <w:sz w:val="24"/>
+          <w:szCs w:val="24"/>
+        </w:rPr>
+        <w:t xml:space="preserve"> Công </w:t>
+      </w:r>
+      <w:proofErr w:type="spellStart"/>
+      <w:r>
+        <w:rPr>
+          <w:rFonts w:ascii="Calibri" w:hAnsi="Calibri" w:cs="Calibri"/>
+          <w:b/>
+          <w:sz w:val="24"/>
+          <w:szCs w:val="24"/>
+        </w:rPr>
+        <w:t>Nghiệp</w:t>
+      </w:r>
+      <w:proofErr w:type="spellEnd"/>
+      <w:r>
+        <w:rPr>
+          <w:rFonts w:ascii="Calibri" w:hAnsi="Calibri" w:cs="Calibri"/>
+          <w:b/>
+          <w:sz w:val="24"/>
+          <w:szCs w:val="24"/>
+        </w:rPr>
+        <w:t xml:space="preserve"> Hà </w:t>
+      </w:r>
+      <w:proofErr w:type="spellStart"/>
+      <w:r>
+        <w:rPr>
+          <w:rFonts w:ascii="Calibri" w:hAnsi="Calibri" w:cs="Calibri"/>
+          <w:b/>
+          <w:sz w:val="24"/>
+          <w:szCs w:val="24"/>
+        </w:rPr>
+        <w:t>Nội</w:t>
+      </w:r>
+      <w:proofErr w:type="spellEnd"/>
+      <w:r>
+        <w:rPr>
+          <w:rFonts w:ascii="Calibri" w:hAnsi="Calibri" w:cs="Calibri"/>
+          <w:b/>
+          <w:sz w:val="24"/>
+          <w:szCs w:val="24"/>
+        </w:rPr>
+        <w:t xml:space="preserve"> (</w:t>
+      </w:r>
+      <w:r>
+        <w:rPr>
+          <w:rFonts w:ascii="Calibri" w:hAnsi="Calibri" w:cs="Calibri"/>
+          <w:b/>
+          <w:sz w:val="24"/>
+          <w:szCs w:val="24"/>
+        </w:rPr>
+        <w:t>Việt Nam</w:t>
+      </w:r>
+      <w:r>
+        <w:rPr>
+          <w:rFonts w:ascii="Calibri" w:hAnsi="Calibri" w:cs="Calibri"/>
+          <w:b/>
+          <w:sz w:val="24"/>
+          <w:szCs w:val="24"/>
+        </w:rPr>
+        <w:t xml:space="preserve">) </w:t>
       </w:r>
       <w:r>
         <w:rPr>
@@ -11035,14 +11218,70 @@
           <w:szCs w:val="24"/>
         </w:rPr>
       </w:pPr>
-      <w:r>
-        <w:rPr>
-          <w:rFonts w:ascii="Calibri" w:hAnsi="Calibri" w:cs="Calibri"/>
-          <w:sz w:val="24"/>
-          <w:szCs w:val="24"/>
-        </w:rPr>
-        <w:t>Software Engineering</w:t>
-      </w:r>
+      <w:proofErr w:type="spellStart"/>
+      <w:r>
+        <w:rPr>
+          <w:rFonts w:ascii="Calibri" w:hAnsi="Calibri" w:cs="Calibri"/>
+          <w:sz w:val="24"/>
+          <w:szCs w:val="24"/>
+        </w:rPr>
+        <w:t>Kĩ</w:t>
+      </w:r>
+      <w:proofErr w:type="spellEnd"/>
+      <w:r>
+        <w:rPr>
+          <w:rFonts w:ascii="Calibri" w:hAnsi="Calibri" w:cs="Calibri"/>
+          <w:sz w:val="24"/>
+          <w:szCs w:val="24"/>
+        </w:rPr>
+        <w:t xml:space="preserve"> </w:t>
+      </w:r>
+      <w:proofErr w:type="spellStart"/>
+      <w:r>
+        <w:rPr>
+          <w:rFonts w:ascii="Calibri" w:hAnsi="Calibri" w:cs="Calibri"/>
+          <w:sz w:val="24"/>
+          <w:szCs w:val="24"/>
+        </w:rPr>
+        <w:t>thuật</w:t>
+      </w:r>
+      <w:proofErr w:type="spellEnd"/>
+      <w:r>
+        <w:rPr>
+          <w:rFonts w:ascii="Calibri" w:hAnsi="Calibri" w:cs="Calibri"/>
+          <w:sz w:val="24"/>
+          <w:szCs w:val="24"/>
+        </w:rPr>
+        <w:t xml:space="preserve"> </w:t>
+      </w:r>
+      <w:proofErr w:type="spellStart"/>
+      <w:r>
+        <w:rPr>
+          <w:rFonts w:ascii="Calibri" w:hAnsi="Calibri" w:cs="Calibri"/>
+          <w:sz w:val="24"/>
+          <w:szCs w:val="24"/>
+        </w:rPr>
+        <w:t>phần</w:t>
+      </w:r>
+      <w:proofErr w:type="spellEnd"/>
+      <w:r>
+        <w:rPr>
+          <w:rFonts w:ascii="Calibri" w:hAnsi="Calibri" w:cs="Calibri"/>
+          <w:sz w:val="24"/>
+          <w:szCs w:val="24"/>
+        </w:rPr>
+        <w:t xml:space="preserve"> </w:t>
+      </w:r>
+      <w:proofErr w:type="spellStart"/>
+      <w:r>
+        <w:rPr>
+          <w:rFonts w:ascii="Calibri" w:hAnsi="Calibri" w:cs="Calibri"/>
+          <w:sz w:val="24"/>
+          <w:szCs w:val="24"/>
+        </w:rPr>
+        <w:t>mềm</w:t>
+      </w:r>
+      <w:proofErr w:type="spellEnd"/>
       <w:r>
         <w:rPr>
           <w:rFonts w:ascii="Calibri" w:hAnsi="Calibri" w:cs="Calibri"/>
@@ -11083,13 +11322,41 @@
         </w:rPr>
         <w:tab/>
       </w:r>
-      <w:r>
-        <w:rPr>
-          <w:rFonts w:ascii="Calibri" w:hAnsi="Calibri" w:cs="Calibri"/>
-          <w:sz w:val="24"/>
-          <w:szCs w:val="24"/>
-        </w:rPr>
-        <w:t>Degree grade: Good - GPA 3.4</w:t>
+      <w:proofErr w:type="spellStart"/>
+      <w:r>
+        <w:rPr>
+          <w:rFonts w:ascii="Calibri" w:hAnsi="Calibri" w:cs="Calibri"/>
+          <w:sz w:val="24"/>
+          <w:szCs w:val="24"/>
+        </w:rPr>
+        <w:t>Loại</w:t>
+      </w:r>
+      <w:proofErr w:type="spellEnd"/>
+      <w:r>
+        <w:rPr>
+          <w:rFonts w:ascii="Calibri" w:hAnsi="Calibri" w:cs="Calibri"/>
+          <w:sz w:val="24"/>
+          <w:szCs w:val="24"/>
+        </w:rPr>
+        <w:t xml:space="preserve">: </w:t>
+      </w:r>
+      <w:proofErr w:type="spellStart"/>
+      <w:r>
+        <w:rPr>
+          <w:rFonts w:ascii="Calibri" w:hAnsi="Calibri" w:cs="Calibri"/>
+          <w:sz w:val="24"/>
+          <w:szCs w:val="24"/>
+        </w:rPr>
+        <w:t>Giỏi</w:t>
+      </w:r>
+      <w:proofErr w:type="spellEnd"/>
+      <w:r>
+        <w:rPr>
+          <w:rFonts w:ascii="Calibri" w:hAnsi="Calibri" w:cs="Calibri"/>
+          <w:sz w:val="24"/>
+          <w:szCs w:val="24"/>
+        </w:rPr>
+        <w:t xml:space="preserve"> - GPA 3.4</w:t>
       </w:r>
       <w:r>
         <w:rPr>
